--- a/Command_Desk_Specification/04_Guardrails.docx
+++ b/Command_Desk_Specification/04_Guardrails.docx
@@ -233,7 +233,7 @@
                 <w:sz w:val="19"/>
                 <w:szCs w:val="19"/>
               </w:rPr>
-              <w:t xml:space="preserve">Send gate</w:t>
+              <w:t xml:space="preserve">Outward gate</w:t>
             </w:r>
           </w:p>
         </w:tc>
@@ -257,7 +257,7 @@
                 <w:sz w:val="19"/>
                 <w:szCs w:val="19"/>
               </w:rPr>
-              <w:t xml:space="preserve">Opens only in awaiting_confirmation, on an exact-match authorisation, bound to one draft identifier.</w:t>
+              <w:t xml:space="preserve">Opens only in awaiting_confirmation, on an exact-match authorisation, bound to one item.</w:t>
             </w:r>
           </w:p>
         </w:tc>
@@ -1234,17 +1234,7 @@
           <w:sz w:val="25"/>
           <w:szCs w:val="25"/>
         </w:rPr>
-        <w:t xml:space="preserve">personal_assistant</w:t>
-      </w:r>
-      <w:r>
-        <w:rPr>
-          <w:b/>
-          <w:bCs/>
-          <w:color w:val="8A5A0B"/>
-          <w:sz w:val="15"/>
-          <w:szCs w:val="15"/>
-        </w:rPr>
-        <w:t xml:space="preserve">   ◆ PRIORITY</w:t>
+        <w:t xml:space="preserve">builder</w:t>
       </w:r>
     </w:p>
     <w:p>
@@ -1278,115 +1268,43 @@
           <w:sz w:val="20"/>
           <w:szCs w:val="20"/>
         </w:rPr>
-        <w:t xml:space="preserve">CODE — the tool resides in the permission layer. The worker requests; the layer determines.</w:t>
-      </w:r>
-    </w:p>
-    <w:p>
-      <w:pPr>
-        <w:pStyle w:val="ListParagraph"/>
-        <w:numPr>
-          <w:ilvl w:val="0"/>
-          <w:numId w:val="2"/>
-        </w:numPr>
-        <w:spacing w:after="64"/>
-      </w:pPr>
-      <w:r>
-        <w:rPr>
-          <w:color w:val="1A1D21"/>
-          <w:sz w:val="20"/>
-          <w:szCs w:val="20"/>
-        </w:rPr>
-        <w:t xml:space="preserve">CODE — transmission is uncallable outside awaiting_confirmation with an exact-match authorisation bound to that draft identifier.</w:t>
-      </w:r>
-    </w:p>
-    <w:p>
-      <w:pPr>
-        <w:pStyle w:val="ListParagraph"/>
-        <w:numPr>
-          <w:ilvl w:val="0"/>
-          <w:numId w:val="2"/>
-        </w:numPr>
-        <w:spacing w:after="64"/>
-      </w:pPr>
-      <w:r>
-        <w:rPr>
-          <w:color w:val="1A1D21"/>
-          <w:sz w:val="20"/>
-          <w:szCs w:val="20"/>
-        </w:rPr>
-        <w:t xml:space="preserve">CODE — transmission takes an existing draft by identifier and composes nothing at send time.</w:t>
-      </w:r>
-    </w:p>
-    <w:p>
-      <w:pPr>
-        <w:pStyle w:val="ListParagraph"/>
-        <w:numPr>
-          <w:ilvl w:val="0"/>
-          <w:numId w:val="2"/>
-        </w:numPr>
-        <w:spacing w:after="64"/>
-      </w:pPr>
-      <w:r>
-        <w:rPr>
-          <w:color w:val="1A1D21"/>
-          <w:sz w:val="20"/>
-          <w:szCs w:val="20"/>
-        </w:rPr>
-        <w:t xml:space="preserve">CODE — exactly-once guard. An unconfirmed reply remains in flight and is never automatically repeated.</w:t>
-      </w:r>
-    </w:p>
-    <w:p>
-      <w:pPr>
-        <w:pStyle w:val="ListParagraph"/>
-        <w:numPr>
-          <w:ilvl w:val="0"/>
-          <w:numId w:val="2"/>
-        </w:numPr>
-        <w:spacing w:after="64"/>
-      </w:pPr>
-      <w:r>
-        <w:rPr>
-          <w:color w:val="1A1D21"/>
-          <w:sz w:val="20"/>
-          <w:szCs w:val="20"/>
-        </w:rPr>
-        <w:t xml:space="preserve">CODE — reads are metadata only.</w:t>
-      </w:r>
-    </w:p>
-    <w:p>
-      <w:pPr>
-        <w:pStyle w:val="ListParagraph"/>
-        <w:numPr>
-          <w:ilvl w:val="0"/>
-          <w:numId w:val="2"/>
-        </w:numPr>
-        <w:spacing w:after="64"/>
-      </w:pPr>
-      <w:r>
-        <w:rPr>
-          <w:color w:val="1A1D21"/>
-          <w:sz w:val="20"/>
-          <w:szCs w:val="20"/>
-        </w:rPr>
-        <w:t xml:space="preserve">CODE — the draft trigger takes precedence over the read trigger.</w:t>
-      </w:r>
-    </w:p>
-    <w:p>
-      <w:pPr>
-        <w:pStyle w:val="ListParagraph"/>
-        <w:numPr>
-          <w:ilvl w:val="0"/>
-          <w:numId w:val="2"/>
-        </w:numPr>
-        <w:spacing w:after="64"/>
-      </w:pPr>
-      <w:r>
-        <w:rPr>
-          <w:color w:val="1A1D21"/>
-          <w:sz w:val="20"/>
-          <w:szCs w:val="20"/>
-        </w:rPr>
-        <w:t xml:space="preserve">CODE — thirty-second timeouts, with late results discarded.</w:t>
+        <w:t xml:space="preserve">CODE — the orchestrator branches on isolation. An isolated slot receives its group, never the shared pool.</w:t>
+      </w:r>
+    </w:p>
+    <w:p>
+      <w:pPr>
+        <w:pStyle w:val="ListParagraph"/>
+        <w:numPr>
+          <w:ilvl w:val="0"/>
+          <w:numId w:val="2"/>
+        </w:numPr>
+        <w:spacing w:after="64"/>
+      </w:pPr>
+      <w:r>
+        <w:rPr>
+          <w:color w:val="1A1D21"/>
+          <w:sz w:val="20"/>
+          <w:szCs w:val="20"/>
+        </w:rPr>
+        <w:t xml:space="preserve">CODE — the wall is bidirectional. Its output does not enter the pool Hub draws on.</w:t>
+      </w:r>
+    </w:p>
+    <w:p>
+      <w:pPr>
+        <w:pStyle w:val="ListParagraph"/>
+        <w:numPr>
+          <w:ilvl w:val="0"/>
+          <w:numId w:val="2"/>
+        </w:numPr>
+        <w:spacing w:after="64"/>
+      </w:pPr>
+      <w:r>
+        <w:rPr>
+          <w:color w:val="1A1D21"/>
+          <w:sz w:val="20"/>
+          <w:szCs w:val="20"/>
+        </w:rPr>
+        <w:t xml:space="preserve">CODE — a round counter bounds the loop.</w:t>
       </w:r>
     </w:p>
     <w:p>
@@ -1420,7 +1338,7 @@
           <w:sz w:val="20"/>
           <w:szCs w:val="20"/>
         </w:rPr>
-        <w:t xml:space="preserve">Every external effect passes through exactly one permission layer.</w:t>
+        <w:t xml:space="preserve">Workers do not communicate directly unless explicitly defined as an isolated pair.</w:t>
       </w:r>
     </w:p>
     <w:p>
@@ -1438,7 +1356,7 @@
           <w:sz w:val="20"/>
           <w:szCs w:val="20"/>
         </w:rPr>
-        <w:t xml:space="preserve">Every action has one responsible worker.</w:t>
+        <w:t xml:space="preserve">Scope may never expand without explicit authorisation.</w:t>
       </w:r>
     </w:p>
     <w:p>
@@ -1466,7 +1384,7 @@
           <w:sz w:val="25"/>
           <w:szCs w:val="25"/>
         </w:rPr>
-        <w:t xml:space="preserve">builder</w:t>
+        <w:t xml:space="preserve">tester</w:t>
       </w:r>
     </w:p>
     <w:p>
@@ -1500,43 +1418,43 @@
           <w:sz w:val="20"/>
           <w:szCs w:val="20"/>
         </w:rPr>
-        <w:t xml:space="preserve">CODE — the orchestrator branches on isolation. An isolated slot receives its group, never the shared pool.</w:t>
-      </w:r>
-    </w:p>
-    <w:p>
-      <w:pPr>
-        <w:pStyle w:val="ListParagraph"/>
-        <w:numPr>
-          <w:ilvl w:val="0"/>
-          <w:numId w:val="2"/>
-        </w:numPr>
-        <w:spacing w:after="64"/>
-      </w:pPr>
-      <w:r>
-        <w:rPr>
-          <w:color w:val="1A1D21"/>
-          <w:sz w:val="20"/>
-          <w:szCs w:val="20"/>
-        </w:rPr>
-        <w:t xml:space="preserve">CODE — the wall is bidirectional. Its output does not enter the pool Hub draws on.</w:t>
-      </w:r>
-    </w:p>
-    <w:p>
-      <w:pPr>
-        <w:pStyle w:val="ListParagraph"/>
-        <w:numPr>
-          <w:ilvl w:val="0"/>
-          <w:numId w:val="2"/>
-        </w:numPr>
-        <w:spacing w:after="64"/>
-      </w:pPr>
-      <w:r>
-        <w:rPr>
-          <w:color w:val="1A1D21"/>
-          <w:sz w:val="20"/>
-          <w:szCs w:val="20"/>
-        </w:rPr>
-        <w:t xml:space="preserve">CODE — a round counter bounds the loop.</w:t>
+        <w:t xml:space="preserve">CODE — the same isolation branch as Builder.</w:t>
+      </w:r>
+    </w:p>
+    <w:p>
+      <w:pPr>
+        <w:pStyle w:val="ListParagraph"/>
+        <w:numPr>
+          <w:ilvl w:val="0"/>
+          <w:numId w:val="2"/>
+        </w:numPr>
+        <w:spacing w:after="64"/>
+      </w:pPr>
+      <w:r>
+        <w:rPr>
+          <w:color w:val="1A1D21"/>
+          <w:sz w:val="20"/>
+          <w:szCs w:val="20"/>
+        </w:rPr>
+        <w:t xml:space="preserve">CODE — an evidence check returns any pass lacking tool output.</w:t>
+      </w:r>
+    </w:p>
+    <w:p>
+      <w:pPr>
+        <w:pStyle w:val="ListParagraph"/>
+        <w:numPr>
+          <w:ilvl w:val="0"/>
+          <w:numId w:val="2"/>
+        </w:numPr>
+        <w:spacing w:after="64"/>
+      </w:pPr>
+      <w:r>
+        <w:rPr>
+          <w:color w:val="1A1D21"/>
+          <w:sz w:val="20"/>
+          <w:szCs w:val="20"/>
+        </w:rPr>
+        <w:t xml:space="preserve">PROMPT — a failing result is never moderated.</w:t>
       </w:r>
     </w:p>
     <w:p>
@@ -1570,7 +1488,7 @@
           <w:sz w:val="20"/>
           <w:szCs w:val="20"/>
         </w:rPr>
-        <w:t xml:space="preserve">Workers do not communicate directly unless explicitly defined as an isolated pair.</w:t>
+        <w:t xml:space="preserve">Evidence always overrides confidence.</w:t>
       </w:r>
     </w:p>
     <w:p>
@@ -1588,7 +1506,7 @@
           <w:sz w:val="20"/>
           <w:szCs w:val="20"/>
         </w:rPr>
-        <w:t xml:space="preserve">Scope may never expand without explicit authorisation.</w:t>
+        <w:t xml:space="preserve">Auto-Fail conditions always override quality scoring.</w:t>
       </w:r>
     </w:p>
     <w:p>
@@ -1616,7 +1534,7 @@
           <w:sz w:val="25"/>
           <w:szCs w:val="25"/>
         </w:rPr>
-        <w:t xml:space="preserve">tester</w:t>
+        <w:t xml:space="preserve">research</w:t>
       </w:r>
     </w:p>
     <w:p>
@@ -1650,43 +1568,25 @@
           <w:sz w:val="20"/>
           <w:szCs w:val="20"/>
         </w:rPr>
-        <w:t xml:space="preserve">CODE — the same isolation branch as Builder.</w:t>
-      </w:r>
-    </w:p>
-    <w:p>
-      <w:pPr>
-        <w:pStyle w:val="ListParagraph"/>
-        <w:numPr>
-          <w:ilvl w:val="0"/>
-          <w:numId w:val="2"/>
-        </w:numPr>
-        <w:spacing w:after="64"/>
-      </w:pPr>
-      <w:r>
-        <w:rPr>
-          <w:color w:val="1A1D21"/>
-          <w:sz w:val="20"/>
-          <w:szCs w:val="20"/>
-        </w:rPr>
-        <w:t xml:space="preserve">CODE — an evidence check returns any pass lacking tool output.</w:t>
-      </w:r>
-    </w:p>
-    <w:p>
-      <w:pPr>
-        <w:pStyle w:val="ListParagraph"/>
-        <w:numPr>
-          <w:ilvl w:val="0"/>
-          <w:numId w:val="2"/>
-        </w:numPr>
-        <w:spacing w:after="64"/>
-      </w:pPr>
-      <w:r>
-        <w:rPr>
-          <w:color w:val="1A1D21"/>
-          <w:sz w:val="20"/>
-          <w:szCs w:val="20"/>
-        </w:rPr>
-        <w:t xml:space="preserve">PROMPT — a failing result is never moderated.</w:t>
+        <w:t xml:space="preserve">CODE — ground() applies to anything it states about the request.</w:t>
+      </w:r>
+    </w:p>
+    <w:p>
+      <w:pPr>
+        <w:pStyle w:val="ListParagraph"/>
+        <w:numPr>
+          <w:ilvl w:val="0"/>
+          <w:numId w:val="2"/>
+        </w:numPr>
+        <w:spacing w:after="64"/>
+      </w:pPr>
+      <w:r>
+        <w:rPr>
+          <w:color w:val="1A1D21"/>
+          <w:sz w:val="20"/>
+          <w:szCs w:val="20"/>
+        </w:rPr>
+        <w:t xml:space="preserve">CODE — writes enter the shared pool and age into the vault on the standard cycle.</w:t>
       </w:r>
     </w:p>
     <w:p>
@@ -1720,25 +1620,7 @@
           <w:sz w:val="20"/>
           <w:szCs w:val="20"/>
         </w:rPr>
-        <w:t xml:space="preserve">Evidence always overrides confidence.</w:t>
-      </w:r>
-    </w:p>
-    <w:p>
-      <w:pPr>
-        <w:pStyle w:val="ListParagraph"/>
-        <w:numPr>
-          <w:ilvl w:val="0"/>
-          <w:numId w:val="2"/>
-        </w:numPr>
-        <w:spacing w:after="64"/>
-      </w:pPr>
-      <w:r>
-        <w:rPr>
-          <w:color w:val="3C5A7A"/>
-          <w:sz w:val="20"/>
-          <w:szCs w:val="20"/>
-        </w:rPr>
-        <w:t xml:space="preserve">Auto-Fail conditions always override quality scoring.</w:t>
+        <w:t xml:space="preserve">Every factual claim is supported by evidence or explicitly declared as uncertain.</w:t>
       </w:r>
     </w:p>
     <w:p>
@@ -1766,7 +1648,7 @@
           <w:sz w:val="25"/>
           <w:szCs w:val="25"/>
         </w:rPr>
-        <w:t xml:space="preserve">research</w:t>
+        <w:t xml:space="preserve">consolidator</w:t>
       </w:r>
     </w:p>
     <w:p>
@@ -1800,25 +1682,79 @@
           <w:sz w:val="20"/>
           <w:szCs w:val="20"/>
         </w:rPr>
-        <w:t xml:space="preserve">CODE — ground() applies to anything it states about the request.</w:t>
-      </w:r>
-    </w:p>
-    <w:p>
-      <w:pPr>
-        <w:pStyle w:val="ListParagraph"/>
-        <w:numPr>
-          <w:ilvl w:val="0"/>
-          <w:numId w:val="2"/>
-        </w:numPr>
-        <w:spacing w:after="64"/>
-      </w:pPr>
-      <w:r>
-        <w:rPr>
-          <w:color w:val="1A1D21"/>
-          <w:sz w:val="20"/>
-          <w:szCs w:val="20"/>
-        </w:rPr>
-        <w:t xml:space="preserve">CODE — writes enter the shared pool and age into the vault on the standard cycle.</w:t>
+        <w:t xml:space="preserve">CODE — retrieval is a deterministic keyword scan. The model cannot browse or query.</w:t>
+      </w:r>
+    </w:p>
+    <w:p>
+      <w:pPr>
+        <w:pStyle w:val="ListParagraph"/>
+        <w:numPr>
+          <w:ilvl w:val="0"/>
+          <w:numId w:val="2"/>
+        </w:numPr>
+        <w:spacing w:after="64"/>
+      </w:pPr>
+      <w:r>
+        <w:rPr>
+          <w:color w:val="1A1D21"/>
+          <w:sz w:val="20"/>
+          <w:szCs w:val="20"/>
+        </w:rPr>
+        <w:t xml:space="preserve">CODE — context is the candidate set and nothing further.</w:t>
+      </w:r>
+    </w:p>
+    <w:p>
+      <w:pPr>
+        <w:pStyle w:val="ListParagraph"/>
+        <w:numPr>
+          <w:ilvl w:val="0"/>
+          <w:numId w:val="2"/>
+        </w:numPr>
+        <w:spacing w:after="64"/>
+      </w:pPr>
+      <w:r>
+        <w:rPr>
+          <w:color w:val="1A1D21"/>
+          <w:sz w:val="20"/>
+          <w:szCs w:val="20"/>
+        </w:rPr>
+        <w:t xml:space="preserve">CODE — both declared tools are read-only.</w:t>
+      </w:r>
+    </w:p>
+    <w:p>
+      <w:pPr>
+        <w:pStyle w:val="ListParagraph"/>
+        <w:numPr>
+          <w:ilvl w:val="0"/>
+          <w:numId w:val="2"/>
+        </w:numPr>
+        <w:spacing w:after="64"/>
+      </w:pPr>
+      <w:r>
+        <w:rPr>
+          <w:color w:val="1A1D21"/>
+          <w:sz w:val="20"/>
+          <w:szCs w:val="20"/>
+        </w:rPr>
+        <w:t xml:space="preserve">CODE — the vault is insert-only. No record is deleted or overwritten.</w:t>
+      </w:r>
+    </w:p>
+    <w:p>
+      <w:pPr>
+        <w:pStyle w:val="ListParagraph"/>
+        <w:numPr>
+          <w:ilvl w:val="0"/>
+          <w:numId w:val="2"/>
+        </w:numPr>
+        <w:spacing w:after="64"/>
+      </w:pPr>
+      <w:r>
+        <w:rPr>
+          <w:color w:val="1A1D21"/>
+          <w:sz w:val="20"/>
+          <w:szCs w:val="20"/>
+        </w:rPr>
+        <w:t xml:space="preserve">CODE — excluded from the router menu.</w:t>
       </w:r>
     </w:p>
     <w:p>
@@ -1880,7 +1816,7 @@
           <w:sz w:val="25"/>
           <w:szCs w:val="25"/>
         </w:rPr>
-        <w:t xml:space="preserve">consolidator</w:t>
+        <w:t xml:space="preserve">clerk</w:t>
       </w:r>
     </w:p>
     <w:p>
@@ -1914,79 +1850,43 @@
           <w:sz w:val="20"/>
           <w:szCs w:val="20"/>
         </w:rPr>
-        <w:t xml:space="preserve">CODE — retrieval is a deterministic keyword scan. The model cannot browse or query.</w:t>
-      </w:r>
-    </w:p>
-    <w:p>
-      <w:pPr>
-        <w:pStyle w:val="ListParagraph"/>
-        <w:numPr>
-          <w:ilvl w:val="0"/>
-          <w:numId w:val="2"/>
-        </w:numPr>
-        <w:spacing w:after="64"/>
-      </w:pPr>
-      <w:r>
-        <w:rPr>
-          <w:color w:val="1A1D21"/>
-          <w:sz w:val="20"/>
-          <w:szCs w:val="20"/>
-        </w:rPr>
-        <w:t xml:space="preserve">CODE — context is the candidate set and nothing further.</w:t>
-      </w:r>
-    </w:p>
-    <w:p>
-      <w:pPr>
-        <w:pStyle w:val="ListParagraph"/>
-        <w:numPr>
-          <w:ilvl w:val="0"/>
-          <w:numId w:val="2"/>
-        </w:numPr>
-        <w:spacing w:after="64"/>
-      </w:pPr>
-      <w:r>
-        <w:rPr>
-          <w:color w:val="1A1D21"/>
-          <w:sz w:val="20"/>
-          <w:szCs w:val="20"/>
-        </w:rPr>
-        <w:t xml:space="preserve">CODE — both declared tools are read-only.</w:t>
-      </w:r>
-    </w:p>
-    <w:p>
-      <w:pPr>
-        <w:pStyle w:val="ListParagraph"/>
-        <w:numPr>
-          <w:ilvl w:val="0"/>
-          <w:numId w:val="2"/>
-        </w:numPr>
-        <w:spacing w:after="64"/>
-      </w:pPr>
-      <w:r>
-        <w:rPr>
-          <w:color w:val="1A1D21"/>
-          <w:sz w:val="20"/>
-          <w:szCs w:val="20"/>
-        </w:rPr>
-        <w:t xml:space="preserve">CODE — the vault is insert-only. No record is deleted or overwritten.</w:t>
-      </w:r>
-    </w:p>
-    <w:p>
-      <w:pPr>
-        <w:pStyle w:val="ListParagraph"/>
-        <w:numPr>
-          <w:ilvl w:val="0"/>
-          <w:numId w:val="2"/>
-        </w:numPr>
-        <w:spacing w:after="64"/>
-      </w:pPr>
-      <w:r>
-        <w:rPr>
-          <w:color w:val="1A1D21"/>
-          <w:sz w:val="20"/>
-          <w:szCs w:val="20"/>
-        </w:rPr>
-        <w:t xml:space="preserve">CODE — excluded from the router menu.</w:t>
+        <w:t xml:space="preserve">CODE — no declared tools. Output feeds the comparison step alone.</w:t>
+      </w:r>
+    </w:p>
+    <w:p>
+      <w:pPr>
+        <w:pStyle w:val="ListParagraph"/>
+        <w:numPr>
+          <w:ilvl w:val="0"/>
+          <w:numId w:val="2"/>
+        </w:numPr>
+        <w:spacing w:after="64"/>
+      </w:pPr>
+      <w:r>
+        <w:rPr>
+          <w:color w:val="1A1D21"/>
+          <w:sz w:val="20"/>
+          <w:szCs w:val="20"/>
+        </w:rPr>
+        <w:t xml:space="preserve">CODE — executes as a background task, outside the reply path.</w:t>
+      </w:r>
+    </w:p>
+    <w:p>
+      <w:pPr>
+        <w:pStyle w:val="ListParagraph"/>
+        <w:numPr>
+          <w:ilvl w:val="0"/>
+          <w:numId w:val="2"/>
+        </w:numPr>
+        <w:spacing w:after="64"/>
+      </w:pPr>
+      <w:r>
+        <w:rPr>
+          <w:color w:val="1A1D21"/>
+          <w:sz w:val="20"/>
+          <w:szCs w:val="20"/>
+        </w:rPr>
+        <w:t xml:space="preserve">PROMPT — the prohibited terms are enumerated.</w:t>
       </w:r>
     </w:p>
     <w:p>
@@ -2048,7 +1948,7 @@
           <w:sz w:val="25"/>
           <w:szCs w:val="25"/>
         </w:rPr>
-        <w:t xml:space="preserve">clerk</w:t>
+        <w:t xml:space="preserve">checker</w:t>
       </w:r>
     </w:p>
     <w:p>
@@ -2082,43 +1982,25 @@
           <w:sz w:val="20"/>
           <w:szCs w:val="20"/>
         </w:rPr>
-        <w:t xml:space="preserve">CODE — no declared tools. Output feeds the comparison step alone.</w:t>
-      </w:r>
-    </w:p>
-    <w:p>
-      <w:pPr>
-        <w:pStyle w:val="ListParagraph"/>
-        <w:numPr>
-          <w:ilvl w:val="0"/>
-          <w:numId w:val="2"/>
-        </w:numPr>
-        <w:spacing w:after="64"/>
-      </w:pPr>
-      <w:r>
-        <w:rPr>
-          <w:color w:val="1A1D21"/>
-          <w:sz w:val="20"/>
-          <w:szCs w:val="20"/>
-        </w:rPr>
-        <w:t xml:space="preserve">CODE — executes as a background task, outside the reply path.</w:t>
-      </w:r>
-    </w:p>
-    <w:p>
-      <w:pPr>
-        <w:pStyle w:val="ListParagraph"/>
-        <w:numPr>
-          <w:ilvl w:val="0"/>
-          <w:numId w:val="2"/>
-        </w:numPr>
-        <w:spacing w:after="64"/>
-      </w:pPr>
-      <w:r>
-        <w:rPr>
-          <w:color w:val="1A1D21"/>
-          <w:sz w:val="20"/>
-          <w:szCs w:val="20"/>
-        </w:rPr>
-        <w:t xml:space="preserve">PROMPT — the prohibited terms are enumerated.</w:t>
+        <w:t xml:space="preserve">CODE — output is parsed as JSON, admitting no commentary.</w:t>
+      </w:r>
+    </w:p>
+    <w:p>
+      <w:pPr>
+        <w:pStyle w:val="ListParagraph"/>
+        <w:numPr>
+          <w:ilvl w:val="0"/>
+          <w:numId w:val="2"/>
+        </w:numPr>
+        <w:spacing w:after="64"/>
+      </w:pPr>
+      <w:r>
+        <w:rPr>
+          <w:color w:val="1A1D21"/>
+          <w:sz w:val="20"/>
+          <w:szCs w:val="20"/>
+        </w:rPr>
+        <w:t xml:space="preserve">CODE — the verdict resides in compare(). The model extracts; code determines.</w:t>
       </w:r>
     </w:p>
     <w:p>
@@ -2152,7 +2034,25 @@
           <w:sz w:val="20"/>
           <w:szCs w:val="20"/>
         </w:rPr>
-        <w:t xml:space="preserve">Every factual claim is supported by evidence or explicitly declared as uncertain.</w:t>
+        <w:t xml:space="preserve">Every decision has one authoritative owner.</w:t>
+      </w:r>
+    </w:p>
+    <w:p>
+      <w:pPr>
+        <w:pStyle w:val="ListParagraph"/>
+        <w:numPr>
+          <w:ilvl w:val="0"/>
+          <w:numId w:val="2"/>
+        </w:numPr>
+        <w:spacing w:after="64"/>
+      </w:pPr>
+      <w:r>
+        <w:rPr>
+          <w:color w:val="3C5A7A"/>
+          <w:sz w:val="20"/>
+          <w:szCs w:val="20"/>
+        </w:rPr>
+        <w:t xml:space="preserve">Evidence always overrides confidence.</w:t>
       </w:r>
     </w:p>
     <w:p>
@@ -2180,7 +2080,7 @@
           <w:sz w:val="25"/>
           <w:szCs w:val="25"/>
         </w:rPr>
-        <w:t xml:space="preserve">checker</w:t>
+        <w:t xml:space="preserve">angel</w:t>
       </w:r>
     </w:p>
     <w:p>
@@ -2214,25 +2114,25 @@
           <w:sz w:val="20"/>
           <w:szCs w:val="20"/>
         </w:rPr>
-        <w:t xml:space="preserve">CODE — output is parsed as JSON, admitting no commentary.</w:t>
-      </w:r>
-    </w:p>
-    <w:p>
-      <w:pPr>
-        <w:pStyle w:val="ListParagraph"/>
-        <w:numPr>
-          <w:ilvl w:val="0"/>
-          <w:numId w:val="2"/>
-        </w:numPr>
-        <w:spacing w:after="64"/>
-      </w:pPr>
-      <w:r>
-        <w:rPr>
-          <w:color w:val="1A1D21"/>
-          <w:sz w:val="20"/>
-          <w:szCs w:val="20"/>
-        </w:rPr>
-        <w:t xml:space="preserve">CODE — the verdict resides in compare(). The model extracts; code determines.</w:t>
+        <w:t xml:space="preserve">CODE — no declared tools and no path to any worker. Its only write is the review queue.</w:t>
+      </w:r>
+    </w:p>
+    <w:p>
+      <w:pPr>
+        <w:pStyle w:val="ListParagraph"/>
+        <w:numPr>
+          <w:ilvl w:val="0"/>
+          <w:numId w:val="2"/>
+        </w:numPr>
+        <w:spacing w:after="64"/>
+      </w:pPr>
+      <w:r>
+        <w:rPr>
+          <w:color w:val="1A1D21"/>
+          <w:sz w:val="20"/>
+          <w:szCs w:val="20"/>
+        </w:rPr>
+        <w:t xml:space="preserve">CODE — three of its five trigger statuses are could-not-verify conditions, weighted equally with a mismatch.</w:t>
       </w:r>
     </w:p>
     <w:p>
@@ -2271,24 +2171,6 @@
     </w:p>
     <w:p>
       <w:pPr>
-        <w:pStyle w:val="ListParagraph"/>
-        <w:numPr>
-          <w:ilvl w:val="0"/>
-          <w:numId w:val="2"/>
-        </w:numPr>
-        <w:spacing w:after="64"/>
-      </w:pPr>
-      <w:r>
-        <w:rPr>
-          <w:color w:val="3C5A7A"/>
-          <w:sz w:val="20"/>
-          <w:szCs w:val="20"/>
-        </w:rPr>
-        <w:t xml:space="preserve">Evidence always overrides confidence.</w:t>
-      </w:r>
-    </w:p>
-    <w:p>
-      <w:pPr>
         <w:pBdr>
           <w:bottom w:val="single" w:color="C8CDD4" w:sz="6"/>
         </w:pBdr>
@@ -2300,6 +2182,25 @@
     </w:p>
     <w:p>
       <w:pPr>
+        <w:pBdr>
+          <w:bottom w:val="single" w:color="1A1D21" w:sz="12"/>
+        </w:pBdr>
+        <w:spacing w:after="58" w:before="400"/>
+      </w:pPr>
+      <w:r>
+        <w:rPr>
+          <w:b/>
+          <w:bCs/>
+          <w:color w:val="8A5A0B"/>
+          <w:spacing w:val="30"/>
+          <w:sz w:val="18"/>
+          <w:szCs w:val="18"/>
+        </w:rPr>
+        <w:t xml:space="preserve">GROUP B — ON THE BOX, NOT CONNECTED</w:t>
+      </w:r>
+    </w:p>
+    <w:p>
+      <w:pPr>
         <w:pStyle w:val="Heading2"/>
         <w:spacing w:after="28" w:before="290"/>
       </w:pPr>
@@ -2312,7 +2213,7 @@
           <w:sz w:val="25"/>
           <w:szCs w:val="25"/>
         </w:rPr>
-        <w:t xml:space="preserve">angel</w:t>
+        <w:t xml:space="preserve">memory</w:t>
       </w:r>
     </w:p>
     <w:p>
@@ -2346,25 +2247,25 @@
           <w:sz w:val="20"/>
           <w:szCs w:val="20"/>
         </w:rPr>
-        <w:t xml:space="preserve">CODE — no declared tools and no path to any worker. Its only write is the review queue.</w:t>
-      </w:r>
-    </w:p>
-    <w:p>
-      <w:pPr>
-        <w:pStyle w:val="ListParagraph"/>
-        <w:numPr>
-          <w:ilvl w:val="0"/>
-          <w:numId w:val="2"/>
-        </w:numPr>
-        <w:spacing w:after="64"/>
-      </w:pPr>
-      <w:r>
-        <w:rPr>
-          <w:color w:val="1A1D21"/>
-          <w:sz w:val="20"/>
-          <w:szCs w:val="20"/>
-        </w:rPr>
-        <w:t xml:space="preserve">CODE — three of its five trigger statuses are could-not-verify conditions, weighted equally with a mismatch.</w:t>
+        <w:t xml:space="preserve">CODE — reads the decisions table. It holds no write path.</w:t>
+      </w:r>
+    </w:p>
+    <w:p>
+      <w:pPr>
+        <w:pStyle w:val="ListParagraph"/>
+        <w:numPr>
+          <w:ilvl w:val="0"/>
+          <w:numId w:val="2"/>
+        </w:numPr>
+        <w:spacing w:after="64"/>
+      </w:pPr>
+      <w:r>
+        <w:rPr>
+          <w:color w:val="1A1D21"/>
+          <w:sz w:val="20"/>
+          <w:szCs w:val="20"/>
+        </w:rPr>
+        <w:t xml:space="preserve">DECIDE — ownership of recall overlaps consolidator and MUST be settled in configuration before activation.</w:t>
       </w:r>
     </w:p>
     <w:p>
@@ -2403,6 +2304,24 @@
     </w:p>
     <w:p>
       <w:pPr>
+        <w:pStyle w:val="ListParagraph"/>
+        <w:numPr>
+          <w:ilvl w:val="0"/>
+          <w:numId w:val="2"/>
+        </w:numPr>
+        <w:spacing w:after="64"/>
+      </w:pPr>
+      <w:r>
+        <w:rPr>
+          <w:color w:val="3C5A7A"/>
+          <w:sz w:val="20"/>
+          <w:szCs w:val="20"/>
+        </w:rPr>
+        <w:t xml:space="preserve">Every factual claim is supported by evidence or explicitly declared as uncertain.</w:t>
+      </w:r>
+    </w:p>
+    <w:p>
+      <w:pPr>
         <w:pBdr>
           <w:bottom w:val="single" w:color="C8CDD4" w:sz="6"/>
         </w:pBdr>
@@ -2414,6 +2333,120 @@
     </w:p>
     <w:p>
       <w:pPr>
+        <w:pStyle w:val="Heading2"/>
+        <w:spacing w:after="28" w:before="290"/>
+      </w:pPr>
+      <w:r>
+        <w:rPr>
+          <w:rFonts w:ascii="Consolas" w:cs="Consolas" w:eastAsia="Consolas" w:hAnsi="Consolas"/>
+          <w:b/>
+          <w:bCs/>
+          <w:color w:val="1A1D21"/>
+          <w:sz w:val="25"/>
+          <w:szCs w:val="25"/>
+        </w:rPr>
+        <w:t xml:space="preserve">writing</w:t>
+      </w:r>
+    </w:p>
+    <w:p>
+      <w:pPr>
+        <w:spacing w:after="52" w:before="145"/>
+      </w:pPr>
+      <w:r>
+        <w:rPr>
+          <w:b/>
+          <w:bCs/>
+          <w:color w:val="5C6670"/>
+          <w:spacing w:val="22"/>
+          <w:sz w:val="16"/>
+          <w:szCs w:val="16"/>
+        </w:rPr>
+        <w:t xml:space="preserve">GUARDS</w:t>
+      </w:r>
+    </w:p>
+    <w:p>
+      <w:pPr>
+        <w:pStyle w:val="ListParagraph"/>
+        <w:numPr>
+          <w:ilvl w:val="0"/>
+          <w:numId w:val="2"/>
+        </w:numPr>
+        <w:spacing w:after="64"/>
+      </w:pPr>
+      <w:r>
+        <w:rPr>
+          <w:color w:val="1A1D21"/>
+          <w:sz w:val="20"/>
+          <w:szCs w:val="20"/>
+        </w:rPr>
+        <w:t xml:space="preserve">CODE — no declared tools. It cannot send, publish or file.</w:t>
+      </w:r>
+    </w:p>
+    <w:p>
+      <w:pPr>
+        <w:pStyle w:val="ListParagraph"/>
+        <w:numPr>
+          <w:ilvl w:val="0"/>
+          <w:numId w:val="2"/>
+        </w:numPr>
+        <w:spacing w:after="64"/>
+      </w:pPr>
+      <w:r>
+        <w:rPr>
+          <w:color w:val="1A1D21"/>
+          <w:sz w:val="20"/>
+          <w:szCs w:val="20"/>
+        </w:rPr>
+        <w:t xml:space="preserve">PROMPT — defers to style_profile for anything email-shaped.</w:t>
+      </w:r>
+    </w:p>
+    <w:p>
+      <w:pPr>
+        <w:spacing w:after="52" w:before="145"/>
+      </w:pPr>
+      <w:r>
+        <w:rPr>
+          <w:b/>
+          <w:bCs/>
+          <w:color w:val="5C6670"/>
+          <w:spacing w:val="22"/>
+          <w:sz w:val="16"/>
+          <w:szCs w:val="16"/>
+        </w:rPr>
+        <w:t xml:space="preserve">INVARIANTS ENGAGED</w:t>
+      </w:r>
+    </w:p>
+    <w:p>
+      <w:pPr>
+        <w:pStyle w:val="ListParagraph"/>
+        <w:numPr>
+          <w:ilvl w:val="0"/>
+          <w:numId w:val="2"/>
+        </w:numPr>
+        <w:spacing w:after="64"/>
+      </w:pPr>
+      <w:r>
+        <w:rPr>
+          <w:color w:val="3C5A7A"/>
+          <w:sz w:val="20"/>
+          <w:szCs w:val="20"/>
+        </w:rPr>
+        <w:t xml:space="preserve">Every factual claim is supported by evidence or explicitly declared as uncertain.</w:t>
+      </w:r>
+    </w:p>
+    <w:p>
+      <w:pPr>
+        <w:pBdr>
+          <w:bottom w:val="single" w:color="C8CDD4" w:sz="6"/>
+        </w:pBdr>
+        <w:spacing w:after="180" w:before="105"/>
+      </w:pPr>
+      <w:r>
+        <w:t xml:space="preserve"/>
+      </w:r>
+    </w:p>
+    <w:p>
+      <w:pPr>
         <w:pBdr>
           <w:bottom w:val="single" w:color="1A1D21" w:sz="12"/>
         </w:pBdr>
@@ -2428,7 +2461,7 @@
           <w:sz w:val="18"/>
           <w:szCs w:val="18"/>
         </w:rPr>
-        <w:t xml:space="preserve">GROUP B — ON THE BOX, NOT CONNECTED</w:t>
+        <w:t xml:space="preserve">GROUP C — SPECIFIED, TO BUILD</w:t>
       </w:r>
     </w:p>
     <w:p>
@@ -2445,7 +2478,7 @@
           <w:sz w:val="25"/>
           <w:szCs w:val="25"/>
         </w:rPr>
-        <w:t xml:space="preserve">memory</w:t>
+        <w:t xml:space="preserve">observer</w:t>
       </w:r>
     </w:p>
     <w:p>
@@ -2479,25 +2512,61 @@
           <w:sz w:val="20"/>
           <w:szCs w:val="20"/>
         </w:rPr>
-        <w:t xml:space="preserve">CODE — reads the decisions table. It holds no write path.</w:t>
-      </w:r>
-    </w:p>
-    <w:p>
-      <w:pPr>
-        <w:pStyle w:val="ListParagraph"/>
-        <w:numPr>
-          <w:ilvl w:val="0"/>
-          <w:numId w:val="2"/>
-        </w:numPr>
-        <w:spacing w:after="64"/>
-      </w:pPr>
-      <w:r>
-        <w:rPr>
-          <w:color w:val="1A1D21"/>
-          <w:sz w:val="20"/>
-          <w:szCs w:val="20"/>
-        </w:rPr>
-        <w:t xml:space="preserve">DECIDE — ownership of recall overlaps consolidator and MUST be settled in configuration before activation.</w:t>
+        <w:t xml:space="preserve">CODE — a read-only database connection. A write is refused by the driver, not by agreement.</w:t>
+      </w:r>
+    </w:p>
+    <w:p>
+      <w:pPr>
+        <w:pStyle w:val="ListParagraph"/>
+        <w:numPr>
+          <w:ilvl w:val="0"/>
+          <w:numId w:val="2"/>
+        </w:numPr>
+        <w:spacing w:after="64"/>
+      </w:pPr>
+      <w:r>
+        <w:rPr>
+          <w:color w:val="1A1D21"/>
+          <w:sz w:val="20"/>
+          <w:szCs w:val="20"/>
+        </w:rPr>
+        <w:t xml:space="preserve">CODE — one-directional isolation. It reads from shared memory; nothing returns.</w:t>
+      </w:r>
+    </w:p>
+    <w:p>
+      <w:pPr>
+        <w:pStyle w:val="ListParagraph"/>
+        <w:numPr>
+          <w:ilvl w:val="0"/>
+          <w:numId w:val="2"/>
+        </w:numPr>
+        <w:spacing w:after="64"/>
+      </w:pPr>
+      <w:r>
+        <w:rPr>
+          <w:color w:val="1A1D21"/>
+          <w:sz w:val="20"/>
+          <w:szCs w:val="20"/>
+        </w:rPr>
+        <w:t xml:space="preserve">CODE — thresholds reside in SQL, outside model judgement.</w:t>
+      </w:r>
+    </w:p>
+    <w:p>
+      <w:pPr>
+        <w:pStyle w:val="ListParagraph"/>
+        <w:numPr>
+          <w:ilvl w:val="0"/>
+          <w:numId w:val="2"/>
+        </w:numPr>
+        <w:spacing w:after="64"/>
+      </w:pPr>
+      <w:r>
+        <w:rPr>
+          <w:color w:val="1A1D21"/>
+          <w:sz w:val="20"/>
+          <w:szCs w:val="20"/>
+        </w:rPr>
+        <w:t xml:space="preserve">PROMPT — nothing crossed threshold this period is a complete answer.</w:t>
       </w:r>
     </w:p>
     <w:p>
@@ -2549,7 +2618,7 @@
           <w:sz w:val="20"/>
           <w:szCs w:val="20"/>
         </w:rPr>
-        <w:t xml:space="preserve">Every factual claim is supported by evidence or explicitly declared as uncertain.</w:t>
+        <w:t xml:space="preserve">Evidence always overrides confidence.</w:t>
       </w:r>
     </w:p>
     <w:p>
@@ -2577,7 +2646,7 @@
           <w:sz w:val="25"/>
           <w:szCs w:val="25"/>
         </w:rPr>
-        <w:t xml:space="preserve">writing</w:t>
+        <w:t xml:space="preserve">watcher</w:t>
       </w:r>
     </w:p>
     <w:p>
@@ -2611,25 +2680,43 @@
           <w:sz w:val="20"/>
           <w:szCs w:val="20"/>
         </w:rPr>
-        <w:t xml:space="preserve">CODE — no declared tools. It cannot send, publish or file.</w:t>
-      </w:r>
-    </w:p>
-    <w:p>
-      <w:pPr>
-        <w:pStyle w:val="ListParagraph"/>
-        <w:numPr>
-          <w:ilvl w:val="0"/>
-          <w:numId w:val="2"/>
-        </w:numPr>
-        <w:spacing w:after="64"/>
-      </w:pPr>
-      <w:r>
-        <w:rPr>
-          <w:color w:val="1A1D21"/>
-          <w:sz w:val="20"/>
-          <w:szCs w:val="20"/>
-        </w:rPr>
-        <w:t xml:space="preserve">PROMPT — defers to style_profile for anything email-shaped.</w:t>
+        <w:t xml:space="preserve">CODE — the worker’s status block is excluded from the assembled context. A run containing it is rejected.</w:t>
+      </w:r>
+    </w:p>
+    <w:p>
+      <w:pPr>
+        <w:pStyle w:val="ListParagraph"/>
+        <w:numPr>
+          <w:ilvl w:val="0"/>
+          <w:numId w:val="2"/>
+        </w:numPr>
+        <w:spacing w:after="64"/>
+      </w:pPr>
+      <w:r>
+        <w:rPr>
+          <w:color w:val="1A1D21"/>
+          <w:sz w:val="20"/>
+          <w:szCs w:val="20"/>
+        </w:rPr>
+        <w:t xml:space="preserve">CODE — no declared tools.</w:t>
+      </w:r>
+    </w:p>
+    <w:p>
+      <w:pPr>
+        <w:pStyle w:val="ListParagraph"/>
+        <w:numPr>
+          <w:ilvl w:val="0"/>
+          <w:numId w:val="2"/>
+        </w:numPr>
+        <w:spacing w:after="64"/>
+      </w:pPr>
+      <w:r>
+        <w:rPr>
+          <w:color w:val="1A1D21"/>
+          <w:sz w:val="20"/>
+          <w:szCs w:val="20"/>
+        </w:rPr>
+        <w:t xml:space="preserve">CODE — never assigned to a session it contributed to.</w:t>
       </w:r>
     </w:p>
     <w:p>
@@ -2668,6 +2755,24 @@
     </w:p>
     <w:p>
       <w:pPr>
+        <w:pStyle w:val="ListParagraph"/>
+        <w:numPr>
+          <w:ilvl w:val="0"/>
+          <w:numId w:val="2"/>
+        </w:numPr>
+        <w:spacing w:after="64"/>
+      </w:pPr>
+      <w:r>
+        <w:rPr>
+          <w:color w:val="3C5A7A"/>
+          <w:sz w:val="20"/>
+          <w:szCs w:val="20"/>
+        </w:rPr>
+        <w:t xml:space="preserve">Every action has one responsible worker.</w:t>
+      </w:r>
+    </w:p>
+    <w:p>
+      <w:pPr>
         <w:pBdr>
           <w:bottom w:val="single" w:color="C8CDD4" w:sz="6"/>
         </w:pBdr>
@@ -2679,842 +2784,6 @@
     </w:p>
     <w:p>
       <w:pPr>
-        <w:pBdr>
-          <w:bottom w:val="single" w:color="1A1D21" w:sz="12"/>
-        </w:pBdr>
-        <w:spacing w:after="58" w:before="400"/>
-      </w:pPr>
-      <w:r>
-        <w:rPr>
-          <w:b/>
-          <w:bCs/>
-          <w:color w:val="8A5A0B"/>
-          <w:spacing w:val="30"/>
-          <w:sz w:val="18"/>
-          <w:szCs w:val="18"/>
-        </w:rPr>
-        <w:t xml:space="preserve">GROUP C — SPECIFIED, TO BUILD</w:t>
-      </w:r>
-    </w:p>
-    <w:p>
-      <w:pPr>
-        <w:pStyle w:val="Heading2"/>
-        <w:spacing w:after="28" w:before="290"/>
-      </w:pPr>
-      <w:r>
-        <w:rPr>
-          <w:rFonts w:ascii="Consolas" w:cs="Consolas" w:eastAsia="Consolas" w:hAnsi="Consolas"/>
-          <w:b/>
-          <w:bCs/>
-          <w:color w:val="1A1D21"/>
-          <w:sz w:val="25"/>
-          <w:szCs w:val="25"/>
-        </w:rPr>
-        <w:t xml:space="preserve">forge</w:t>
-      </w:r>
-      <w:r>
-        <w:rPr>
-          <w:b/>
-          <w:bCs/>
-          <w:color w:val="8A5A0B"/>
-          <w:sz w:val="15"/>
-          <w:szCs w:val="15"/>
-        </w:rPr>
-        <w:t xml:space="preserve">   ◆ PRIORITY</w:t>
-      </w:r>
-    </w:p>
-    <w:p>
-      <w:pPr>
-        <w:spacing w:after="52" w:before="145"/>
-      </w:pPr>
-      <w:r>
-        <w:rPr>
-          <w:b/>
-          <w:bCs/>
-          <w:color w:val="5C6670"/>
-          <w:spacing w:val="22"/>
-          <w:sz w:val="16"/>
-          <w:szCs w:val="16"/>
-        </w:rPr>
-        <w:t xml:space="preserve">GUARDS</w:t>
-      </w:r>
-    </w:p>
-    <w:p>
-      <w:pPr>
-        <w:pStyle w:val="ListParagraph"/>
-        <w:numPr>
-          <w:ilvl w:val="0"/>
-          <w:numId w:val="2"/>
-        </w:numPr>
-        <w:spacing w:after="64"/>
-      </w:pPr>
-      <w:r>
-        <w:rPr>
-          <w:color w:val="1A1D21"/>
-          <w:sz w:val="20"/>
-          <w:szCs w:val="20"/>
-        </w:rPr>
-        <w:t xml:space="preserve">CODE — sealed with Mind in the ideas group. The exchange does not enter the shared pool.</w:t>
-      </w:r>
-    </w:p>
-    <w:p>
-      <w:pPr>
-        <w:pStyle w:val="ListParagraph"/>
-        <w:numPr>
-          <w:ilvl w:val="0"/>
-          <w:numId w:val="2"/>
-        </w:numPr>
-        <w:spacing w:after="64"/>
-      </w:pPr>
-      <w:r>
-        <w:rPr>
-          <w:color w:val="1A1D21"/>
-          <w:sz w:val="20"/>
-          <w:szCs w:val="20"/>
-        </w:rPr>
-        <w:t xml:space="preserve">CODE — round counter fixed at three.</w:t>
-      </w:r>
-    </w:p>
-    <w:p>
-      <w:pPr>
-        <w:pStyle w:val="ListParagraph"/>
-        <w:numPr>
-          <w:ilvl w:val="0"/>
-          <w:numId w:val="2"/>
-        </w:numPr>
-        <w:spacing w:after="64"/>
-      </w:pPr>
-      <w:r>
-        <w:rPr>
-          <w:color w:val="1A1D21"/>
-          <w:sz w:val="20"/>
-          <w:szCs w:val="20"/>
-        </w:rPr>
-        <w:t xml:space="preserve">CODE — output shape validated on return. A selection does not satisfy it.</w:t>
-      </w:r>
-    </w:p>
-    <w:p>
-      <w:pPr>
-        <w:pStyle w:val="ListParagraph"/>
-        <w:numPr>
-          <w:ilvl w:val="0"/>
-          <w:numId w:val="2"/>
-        </w:numPr>
-        <w:spacing w:after="64"/>
-      </w:pPr>
-      <w:r>
-        <w:rPr>
-          <w:color w:val="1A1D21"/>
-          <w:sz w:val="20"/>
-          <w:szCs w:val="20"/>
-        </w:rPr>
-        <w:t xml:space="preserve">CODE — returns through Hub, which evaluates it against the locked question.</w:t>
-      </w:r>
-    </w:p>
-    <w:p>
-      <w:pPr>
-        <w:spacing w:after="52" w:before="145"/>
-      </w:pPr>
-      <w:r>
-        <w:rPr>
-          <w:b/>
-          <w:bCs/>
-          <w:color w:val="5C6670"/>
-          <w:spacing w:val="22"/>
-          <w:sz w:val="16"/>
-          <w:szCs w:val="16"/>
-        </w:rPr>
-        <w:t xml:space="preserve">INVARIANTS ENGAGED</w:t>
-      </w:r>
-    </w:p>
-    <w:p>
-      <w:pPr>
-        <w:pStyle w:val="ListParagraph"/>
-        <w:numPr>
-          <w:ilvl w:val="0"/>
-          <w:numId w:val="2"/>
-        </w:numPr>
-        <w:spacing w:after="64"/>
-      </w:pPr>
-      <w:r>
-        <w:rPr>
-          <w:color w:val="3C5A7A"/>
-          <w:sz w:val="20"/>
-          <w:szCs w:val="20"/>
-        </w:rPr>
-        <w:t xml:space="preserve">Every request has one locked goal.</w:t>
-      </w:r>
-    </w:p>
-    <w:p>
-      <w:pPr>
-        <w:pStyle w:val="ListParagraph"/>
-        <w:numPr>
-          <w:ilvl w:val="0"/>
-          <w:numId w:val="2"/>
-        </w:numPr>
-        <w:spacing w:after="64"/>
-      </w:pPr>
-      <w:r>
-        <w:rPr>
-          <w:color w:val="3C5A7A"/>
-          <w:sz w:val="20"/>
-          <w:szCs w:val="20"/>
-        </w:rPr>
-        <w:t xml:space="preserve">Workers do not communicate directly unless explicitly defined as an isolated pair.</w:t>
-      </w:r>
-    </w:p>
-    <w:p>
-      <w:pPr>
-        <w:pBdr>
-          <w:bottom w:val="single" w:color="C8CDD4" w:sz="6"/>
-        </w:pBdr>
-        <w:spacing w:after="180" w:before="105"/>
-      </w:pPr>
-      <w:r>
-        <w:t xml:space="preserve"/>
-      </w:r>
-    </w:p>
-    <w:p>
-      <w:pPr>
-        <w:pStyle w:val="Heading2"/>
-        <w:spacing w:after="28" w:before="290"/>
-      </w:pPr>
-      <w:r>
-        <w:rPr>
-          <w:rFonts w:ascii="Consolas" w:cs="Consolas" w:eastAsia="Consolas" w:hAnsi="Consolas"/>
-          <w:b/>
-          <w:bCs/>
-          <w:color w:val="1A1D21"/>
-          <w:sz w:val="25"/>
-          <w:szCs w:val="25"/>
-        </w:rPr>
-        <w:t xml:space="preserve">mind</w:t>
-      </w:r>
-      <w:r>
-        <w:rPr>
-          <w:b/>
-          <w:bCs/>
-          <w:color w:val="8A5A0B"/>
-          <w:sz w:val="15"/>
-          <w:szCs w:val="15"/>
-        </w:rPr>
-        <w:t xml:space="preserve">   ◆ PRIORITY</w:t>
-      </w:r>
-    </w:p>
-    <w:p>
-      <w:pPr>
-        <w:spacing w:after="52" w:before="145"/>
-      </w:pPr>
-      <w:r>
-        <w:rPr>
-          <w:b/>
-          <w:bCs/>
-          <w:color w:val="5C6670"/>
-          <w:spacing w:val="22"/>
-          <w:sz w:val="16"/>
-          <w:szCs w:val="16"/>
-        </w:rPr>
-        <w:t xml:space="preserve">GUARDS</w:t>
-      </w:r>
-    </w:p>
-    <w:p>
-      <w:pPr>
-        <w:pStyle w:val="ListParagraph"/>
-        <w:numPr>
-          <w:ilvl w:val="0"/>
-          <w:numId w:val="2"/>
-        </w:numPr>
-        <w:spacing w:after="64"/>
-      </w:pPr>
-      <w:r>
-        <w:rPr>
-          <w:color w:val="1A1D21"/>
-          <w:sz w:val="20"/>
-          <w:szCs w:val="20"/>
-        </w:rPr>
-        <w:t xml:space="preserve">CODE — sealed with Forge. It sees Forge and nothing further.</w:t>
-      </w:r>
-    </w:p>
-    <w:p>
-      <w:pPr>
-        <w:pStyle w:val="ListParagraph"/>
-        <w:numPr>
-          <w:ilvl w:val="0"/>
-          <w:numId w:val="2"/>
-        </w:numPr>
-        <w:spacing w:after="64"/>
-      </w:pPr>
-      <w:r>
-        <w:rPr>
-          <w:color w:val="1A1D21"/>
-          <w:sz w:val="20"/>
-          <w:szCs w:val="20"/>
-        </w:rPr>
-        <w:t xml:space="preserve">CODE — no construction tools, preventing it becoming a second proposer.</w:t>
-      </w:r>
-    </w:p>
-    <w:p>
-      <w:pPr>
-        <w:pStyle w:val="ListParagraph"/>
-        <w:numPr>
-          <w:ilvl w:val="0"/>
-          <w:numId w:val="2"/>
-        </w:numPr>
-        <w:spacing w:after="64"/>
-      </w:pPr>
-      <w:r>
-        <w:rPr>
-          <w:color w:val="1A1D21"/>
-          <w:sz w:val="20"/>
-          <w:szCs w:val="20"/>
-        </w:rPr>
-        <w:t xml:space="preserve">CODE — an objection raised and answered cannot be reopened absent new evidence.</w:t>
-      </w:r>
-    </w:p>
-    <w:p>
-      <w:pPr>
-        <w:pStyle w:val="ListParagraph"/>
-        <w:numPr>
-          <w:ilvl w:val="0"/>
-          <w:numId w:val="2"/>
-        </w:numPr>
-        <w:spacing w:after="64"/>
-      </w:pPr>
-      <w:r>
-        <w:rPr>
-          <w:color w:val="1A1D21"/>
-          <w:sz w:val="20"/>
-          <w:szCs w:val="20"/>
-        </w:rPr>
-        <w:t xml:space="preserve">PROMPT — the prompt is present on the box in these terms.</w:t>
-      </w:r>
-    </w:p>
-    <w:p>
-      <w:pPr>
-        <w:spacing w:after="52" w:before="145"/>
-      </w:pPr>
-      <w:r>
-        <w:rPr>
-          <w:b/>
-          <w:bCs/>
-          <w:color w:val="5C6670"/>
-          <w:spacing w:val="22"/>
-          <w:sz w:val="16"/>
-          <w:szCs w:val="16"/>
-        </w:rPr>
-        <w:t xml:space="preserve">INVARIANTS ENGAGED</w:t>
-      </w:r>
-    </w:p>
-    <w:p>
-      <w:pPr>
-        <w:pStyle w:val="ListParagraph"/>
-        <w:numPr>
-          <w:ilvl w:val="0"/>
-          <w:numId w:val="2"/>
-        </w:numPr>
-        <w:spacing w:after="64"/>
-      </w:pPr>
-      <w:r>
-        <w:rPr>
-          <w:color w:val="3C5A7A"/>
-          <w:sz w:val="20"/>
-          <w:szCs w:val="20"/>
-        </w:rPr>
-        <w:t xml:space="preserve">Workers do not communicate directly unless explicitly defined as an isolated pair.</w:t>
-      </w:r>
-    </w:p>
-    <w:p>
-      <w:pPr>
-        <w:pBdr>
-          <w:bottom w:val="single" w:color="C8CDD4" w:sz="6"/>
-        </w:pBdr>
-        <w:spacing w:after="180" w:before="105"/>
-      </w:pPr>
-      <w:r>
-        <w:t xml:space="preserve"/>
-      </w:r>
-    </w:p>
-    <w:p>
-      <w:pPr>
-        <w:pStyle w:val="Heading2"/>
-        <w:spacing w:after="28" w:before="290"/>
-      </w:pPr>
-      <w:r>
-        <w:rPr>
-          <w:rFonts w:ascii="Consolas" w:cs="Consolas" w:eastAsia="Consolas" w:hAnsi="Consolas"/>
-          <w:b/>
-          <w:bCs/>
-          <w:color w:val="1A1D21"/>
-          <w:sz w:val="25"/>
-          <w:szCs w:val="25"/>
-        </w:rPr>
-        <w:t xml:space="preserve">observer</w:t>
-      </w:r>
-    </w:p>
-    <w:p>
-      <w:pPr>
-        <w:spacing w:after="52" w:before="145"/>
-      </w:pPr>
-      <w:r>
-        <w:rPr>
-          <w:b/>
-          <w:bCs/>
-          <w:color w:val="5C6670"/>
-          <w:spacing w:val="22"/>
-          <w:sz w:val="16"/>
-          <w:szCs w:val="16"/>
-        </w:rPr>
-        <w:t xml:space="preserve">GUARDS</w:t>
-      </w:r>
-    </w:p>
-    <w:p>
-      <w:pPr>
-        <w:pStyle w:val="ListParagraph"/>
-        <w:numPr>
-          <w:ilvl w:val="0"/>
-          <w:numId w:val="2"/>
-        </w:numPr>
-        <w:spacing w:after="64"/>
-      </w:pPr>
-      <w:r>
-        <w:rPr>
-          <w:color w:val="1A1D21"/>
-          <w:sz w:val="20"/>
-          <w:szCs w:val="20"/>
-        </w:rPr>
-        <w:t xml:space="preserve">CODE — a read-only database connection. A write is refused by the driver, not by agreement.</w:t>
-      </w:r>
-    </w:p>
-    <w:p>
-      <w:pPr>
-        <w:pStyle w:val="ListParagraph"/>
-        <w:numPr>
-          <w:ilvl w:val="0"/>
-          <w:numId w:val="2"/>
-        </w:numPr>
-        <w:spacing w:after="64"/>
-      </w:pPr>
-      <w:r>
-        <w:rPr>
-          <w:color w:val="1A1D21"/>
-          <w:sz w:val="20"/>
-          <w:szCs w:val="20"/>
-        </w:rPr>
-        <w:t xml:space="preserve">CODE — one-directional isolation. It reads from shared memory; nothing returns.</w:t>
-      </w:r>
-    </w:p>
-    <w:p>
-      <w:pPr>
-        <w:pStyle w:val="ListParagraph"/>
-        <w:numPr>
-          <w:ilvl w:val="0"/>
-          <w:numId w:val="2"/>
-        </w:numPr>
-        <w:spacing w:after="64"/>
-      </w:pPr>
-      <w:r>
-        <w:rPr>
-          <w:color w:val="1A1D21"/>
-          <w:sz w:val="20"/>
-          <w:szCs w:val="20"/>
-        </w:rPr>
-        <w:t xml:space="preserve">CODE — thresholds reside in SQL, outside model judgement.</w:t>
-      </w:r>
-    </w:p>
-    <w:p>
-      <w:pPr>
-        <w:pStyle w:val="ListParagraph"/>
-        <w:numPr>
-          <w:ilvl w:val="0"/>
-          <w:numId w:val="2"/>
-        </w:numPr>
-        <w:spacing w:after="64"/>
-      </w:pPr>
-      <w:r>
-        <w:rPr>
-          <w:color w:val="1A1D21"/>
-          <w:sz w:val="20"/>
-          <w:szCs w:val="20"/>
-        </w:rPr>
-        <w:t xml:space="preserve">PROMPT — nothing crossed threshold this period is a complete answer.</w:t>
-      </w:r>
-    </w:p>
-    <w:p>
-      <w:pPr>
-        <w:spacing w:after="52" w:before="145"/>
-      </w:pPr>
-      <w:r>
-        <w:rPr>
-          <w:b/>
-          <w:bCs/>
-          <w:color w:val="5C6670"/>
-          <w:spacing w:val="22"/>
-          <w:sz w:val="16"/>
-          <w:szCs w:val="16"/>
-        </w:rPr>
-        <w:t xml:space="preserve">INVARIANTS ENGAGED</w:t>
-      </w:r>
-    </w:p>
-    <w:p>
-      <w:pPr>
-        <w:pStyle w:val="ListParagraph"/>
-        <w:numPr>
-          <w:ilvl w:val="0"/>
-          <w:numId w:val="2"/>
-        </w:numPr>
-        <w:spacing w:after="64"/>
-      </w:pPr>
-      <w:r>
-        <w:rPr>
-          <w:color w:val="3C5A7A"/>
-          <w:sz w:val="20"/>
-          <w:szCs w:val="20"/>
-        </w:rPr>
-        <w:t xml:space="preserve">Every decision has one authoritative owner.</w:t>
-      </w:r>
-    </w:p>
-    <w:p>
-      <w:pPr>
-        <w:pStyle w:val="ListParagraph"/>
-        <w:numPr>
-          <w:ilvl w:val="0"/>
-          <w:numId w:val="2"/>
-        </w:numPr>
-        <w:spacing w:after="64"/>
-      </w:pPr>
-      <w:r>
-        <w:rPr>
-          <w:color w:val="3C5A7A"/>
-          <w:sz w:val="20"/>
-          <w:szCs w:val="20"/>
-        </w:rPr>
-        <w:t xml:space="preserve">Evidence always overrides confidence.</w:t>
-      </w:r>
-    </w:p>
-    <w:p>
-      <w:pPr>
-        <w:pBdr>
-          <w:bottom w:val="single" w:color="C8CDD4" w:sz="6"/>
-        </w:pBdr>
-        <w:spacing w:after="180" w:before="105"/>
-      </w:pPr>
-      <w:r>
-        <w:t xml:space="preserve"/>
-      </w:r>
-    </w:p>
-    <w:p>
-      <w:pPr>
-        <w:pStyle w:val="Heading2"/>
-        <w:spacing w:after="28" w:before="290"/>
-      </w:pPr>
-      <w:r>
-        <w:rPr>
-          <w:rFonts w:ascii="Consolas" w:cs="Consolas" w:eastAsia="Consolas" w:hAnsi="Consolas"/>
-          <w:b/>
-          <w:bCs/>
-          <w:color w:val="1A1D21"/>
-          <w:sz w:val="25"/>
-          <w:szCs w:val="25"/>
-        </w:rPr>
-        <w:t xml:space="preserve">watcher</w:t>
-      </w:r>
-    </w:p>
-    <w:p>
-      <w:pPr>
-        <w:spacing w:after="52" w:before="145"/>
-      </w:pPr>
-      <w:r>
-        <w:rPr>
-          <w:b/>
-          <w:bCs/>
-          <w:color w:val="5C6670"/>
-          <w:spacing w:val="22"/>
-          <w:sz w:val="16"/>
-          <w:szCs w:val="16"/>
-        </w:rPr>
-        <w:t xml:space="preserve">GUARDS</w:t>
-      </w:r>
-    </w:p>
-    <w:p>
-      <w:pPr>
-        <w:pStyle w:val="ListParagraph"/>
-        <w:numPr>
-          <w:ilvl w:val="0"/>
-          <w:numId w:val="2"/>
-        </w:numPr>
-        <w:spacing w:after="64"/>
-      </w:pPr>
-      <w:r>
-        <w:rPr>
-          <w:color w:val="1A1D21"/>
-          <w:sz w:val="20"/>
-          <w:szCs w:val="20"/>
-        </w:rPr>
-        <w:t xml:space="preserve">CODE — the worker’s status block is excluded from the assembled context. A run containing it is rejected.</w:t>
-      </w:r>
-    </w:p>
-    <w:p>
-      <w:pPr>
-        <w:pStyle w:val="ListParagraph"/>
-        <w:numPr>
-          <w:ilvl w:val="0"/>
-          <w:numId w:val="2"/>
-        </w:numPr>
-        <w:spacing w:after="64"/>
-      </w:pPr>
-      <w:r>
-        <w:rPr>
-          <w:color w:val="1A1D21"/>
-          <w:sz w:val="20"/>
-          <w:szCs w:val="20"/>
-        </w:rPr>
-        <w:t xml:space="preserve">CODE — no declared tools.</w:t>
-      </w:r>
-    </w:p>
-    <w:p>
-      <w:pPr>
-        <w:pStyle w:val="ListParagraph"/>
-        <w:numPr>
-          <w:ilvl w:val="0"/>
-          <w:numId w:val="2"/>
-        </w:numPr>
-        <w:spacing w:after="64"/>
-      </w:pPr>
-      <w:r>
-        <w:rPr>
-          <w:color w:val="1A1D21"/>
-          <w:sz w:val="20"/>
-          <w:szCs w:val="20"/>
-        </w:rPr>
-        <w:t xml:space="preserve">CODE — never assigned to a session it contributed to.</w:t>
-      </w:r>
-    </w:p>
-    <w:p>
-      <w:pPr>
-        <w:spacing w:after="52" w:before="145"/>
-      </w:pPr>
-      <w:r>
-        <w:rPr>
-          <w:b/>
-          <w:bCs/>
-          <w:color w:val="5C6670"/>
-          <w:spacing w:val="22"/>
-          <w:sz w:val="16"/>
-          <w:szCs w:val="16"/>
-        </w:rPr>
-        <w:t xml:space="preserve">INVARIANTS ENGAGED</w:t>
-      </w:r>
-    </w:p>
-    <w:p>
-      <w:pPr>
-        <w:pStyle w:val="ListParagraph"/>
-        <w:numPr>
-          <w:ilvl w:val="0"/>
-          <w:numId w:val="2"/>
-        </w:numPr>
-        <w:spacing w:after="64"/>
-      </w:pPr>
-      <w:r>
-        <w:rPr>
-          <w:color w:val="3C5A7A"/>
-          <w:sz w:val="20"/>
-          <w:szCs w:val="20"/>
-        </w:rPr>
-        <w:t xml:space="preserve">Every factual claim is supported by evidence or explicitly declared as uncertain.</w:t>
-      </w:r>
-    </w:p>
-    <w:p>
-      <w:pPr>
-        <w:pStyle w:val="ListParagraph"/>
-        <w:numPr>
-          <w:ilvl w:val="0"/>
-          <w:numId w:val="2"/>
-        </w:numPr>
-        <w:spacing w:after="64"/>
-      </w:pPr>
-      <w:r>
-        <w:rPr>
-          <w:color w:val="3C5A7A"/>
-          <w:sz w:val="20"/>
-          <w:szCs w:val="20"/>
-        </w:rPr>
-        <w:t xml:space="preserve">Every action has one responsible worker.</w:t>
-      </w:r>
-    </w:p>
-    <w:p>
-      <w:pPr>
-        <w:pBdr>
-          <w:bottom w:val="single" w:color="C8CDD4" w:sz="6"/>
-        </w:pBdr>
-        <w:spacing w:after="180" w:before="105"/>
-      </w:pPr>
-      <w:r>
-        <w:t xml:space="preserve"/>
-      </w:r>
-    </w:p>
-    <w:p>
-      <w:pPr>
-        <w:pBdr>
-          <w:bottom w:val="single" w:color="1A1D21" w:sz="12"/>
-        </w:pBdr>
-        <w:spacing w:after="58" w:before="400"/>
-      </w:pPr>
-      <w:r>
-        <w:rPr>
-          <w:b/>
-          <w:bCs/>
-          <w:color w:val="8A5A0B"/>
-          <w:spacing w:val="30"/>
-          <w:sz w:val="18"/>
-          <w:szCs w:val="18"/>
-        </w:rPr>
-        <w:t xml:space="preserve">GROUP D — NAMED, SCOPE OUTSTANDING</w:t>
-      </w:r>
-    </w:p>
-    <w:p>
-      <w:pPr>
-        <w:pStyle w:val="Heading2"/>
-        <w:spacing w:after="28" w:before="290"/>
-      </w:pPr>
-      <w:r>
-        <w:rPr>
-          <w:rFonts w:ascii="Consolas" w:cs="Consolas" w:eastAsia="Consolas" w:hAnsi="Consolas"/>
-          <w:b/>
-          <w:bCs/>
-          <w:color w:val="1A1D21"/>
-          <w:sz w:val="25"/>
-          <w:szCs w:val="25"/>
-        </w:rPr>
-        <w:t xml:space="preserve">billing_agent</w:t>
-      </w:r>
-      <w:r>
-        <w:rPr>
-          <w:b/>
-          <w:bCs/>
-          <w:color w:val="8A5A0B"/>
-          <w:sz w:val="15"/>
-          <w:szCs w:val="15"/>
-        </w:rPr>
-        <w:t xml:space="preserve">   ◆ PRIORITY</w:t>
-      </w:r>
-    </w:p>
-    <w:p>
-      <w:pPr>
-        <w:spacing w:after="52" w:before="145"/>
-      </w:pPr>
-      <w:r>
-        <w:rPr>
-          <w:b/>
-          <w:bCs/>
-          <w:color w:val="5C6670"/>
-          <w:spacing w:val="22"/>
-          <w:sz w:val="16"/>
-          <w:szCs w:val="16"/>
-        </w:rPr>
-        <w:t xml:space="preserve">GUARDS</w:t>
-      </w:r>
-    </w:p>
-    <w:p>
-      <w:pPr>
-        <w:pStyle w:val="ListParagraph"/>
-        <w:numPr>
-          <w:ilvl w:val="0"/>
-          <w:numId w:val="2"/>
-        </w:numPr>
-        <w:spacing w:after="64"/>
-      </w:pPr>
-      <w:r>
-        <w:rPr>
-          <w:color w:val="1A1D21"/>
-          <w:sz w:val="20"/>
-          <w:szCs w:val="20"/>
-        </w:rPr>
-        <w:t xml:space="preserve">CODE — the external gate applies as it does to mail.</w:t>
-      </w:r>
-    </w:p>
-    <w:p>
-      <w:pPr>
-        <w:pStyle w:val="ListParagraph"/>
-        <w:numPr>
-          <w:ilvl w:val="0"/>
-          <w:numId w:val="2"/>
-        </w:numPr>
-        <w:spacing w:after="64"/>
-      </w:pPr>
-      <w:r>
-        <w:rPr>
-          <w:color w:val="1A1D21"/>
-          <w:sz w:val="20"/>
-          <w:szCs w:val="20"/>
-        </w:rPr>
-        <w:t xml:space="preserve">DECIDE — the roadmap defines billing and email as separate specialists; the build rules state that personal_assistant IS the mail worker and no additional agent is created for it. One architecture MUST be settled before construction.</w:t>
-      </w:r>
-    </w:p>
-    <w:p>
-      <w:pPr>
-        <w:spacing w:after="52" w:before="145"/>
-      </w:pPr>
-      <w:r>
-        <w:rPr>
-          <w:b/>
-          <w:bCs/>
-          <w:color w:val="5C6670"/>
-          <w:spacing w:val="22"/>
-          <w:sz w:val="16"/>
-          <w:szCs w:val="16"/>
-        </w:rPr>
-        <w:t xml:space="preserve">INVARIANTS ENGAGED</w:t>
-      </w:r>
-    </w:p>
-    <w:p>
-      <w:pPr>
-        <w:pStyle w:val="ListParagraph"/>
-        <w:numPr>
-          <w:ilvl w:val="0"/>
-          <w:numId w:val="2"/>
-        </w:numPr>
-        <w:spacing w:after="64"/>
-      </w:pPr>
-      <w:r>
-        <w:rPr>
-          <w:color w:val="3C5A7A"/>
-          <w:sz w:val="20"/>
-          <w:szCs w:val="20"/>
-        </w:rPr>
-        <w:t xml:space="preserve">Every external effect passes through exactly one permission layer.</w:t>
-      </w:r>
-    </w:p>
-    <w:p>
-      <w:pPr>
-        <w:pStyle w:val="ListParagraph"/>
-        <w:numPr>
-          <w:ilvl w:val="0"/>
-          <w:numId w:val="2"/>
-        </w:numPr>
-        <w:spacing w:after="64"/>
-      </w:pPr>
-      <w:r>
-        <w:rPr>
-          <w:color w:val="3C5A7A"/>
-          <w:sz w:val="20"/>
-          <w:szCs w:val="20"/>
-        </w:rPr>
-        <w:t xml:space="preserve">Every worker returns through Hub.</w:t>
-      </w:r>
-    </w:p>
-    <w:p>
-      <w:pPr>
-        <w:pBdr>
-          <w:bottom w:val="single" w:color="C8CDD4" w:sz="6"/>
-        </w:pBdr>
-        <w:spacing w:after="180" w:before="105"/>
-      </w:pPr>
-      <w:r>
-        <w:t xml:space="preserve"/>
-      </w:r>
-    </w:p>
-    <w:p>
-      <w:pPr>
         <w:pStyle w:val="Heading1"/>
         <w:spacing w:after="150" w:before="340"/>
       </w:pPr>
@@ -3539,7 +2808,7 @@
           <w:sz w:val="21"/>
           <w:szCs w:val="21"/>
         </w:rPr>
-        <w:t xml:space="preserve">Two requirements cannot be enforced until a decision is made. Both are marked DECIDE in the guards above.</w:t>
+        <w:t xml:space="preserve">One requirement cannot be enforced until a decision is made. It is marked DECIDE in the guards above.</w:t>
       </w:r>
     </w:p>
     <w:tbl>
@@ -3664,57 +2933,6 @@
                 <w:szCs w:val="19"/>
               </w:rPr>
               <w:t xml:space="preserve">Ownership of recall overlaps consolidator. One owner must be named in configuration before activation.</w:t>
-            </w:r>
-          </w:p>
-        </w:tc>
-      </w:tr>
-      <w:tr>
-        <w:tc>
-          <w:tcPr>
-            <w:tcW w:type="dxa" w:w="1900"/>
-            <w:tcMar>
-              <w:top w:type="dxa" w:w="82"/>
-              <w:left w:type="dxa" w:w="112"/>
-              <w:bottom w:type="dxa" w:w="82"/>
-              <w:right w:type="dxa" w:w="112"/>
-            </w:tcMar>
-          </w:tcPr>
-          <w:p>
-            <w:pPr>
-              <w:spacing w:after="0"/>
-            </w:pPr>
-            <w:r>
-              <w:rPr>
-                <w:rFonts w:ascii="Consolas" w:cs="Consolas" w:eastAsia="Consolas" w:hAnsi="Consolas"/>
-                <w:color w:val="1A1D21"/>
-                <w:sz w:val="19"/>
-                <w:szCs w:val="19"/>
-              </w:rPr>
-              <w:t xml:space="preserve">billing_agent</w:t>
-            </w:r>
-          </w:p>
-        </w:tc>
-        <w:tc>
-          <w:tcPr>
-            <w:tcW w:type="dxa" w:w="7100"/>
-            <w:tcMar>
-              <w:top w:type="dxa" w:w="82"/>
-              <w:left w:type="dxa" w:w="112"/>
-              <w:bottom w:type="dxa" w:w="82"/>
-              <w:right w:type="dxa" w:w="112"/>
-            </w:tcMar>
-          </w:tcPr>
-          <w:p>
-            <w:pPr>
-              <w:spacing w:after="0"/>
-            </w:pPr>
-            <w:r>
-              <w:rPr>
-                <w:color w:val="1A1D21"/>
-                <w:sz w:val="19"/>
-                <w:szCs w:val="19"/>
-              </w:rPr>
-              <w:t xml:space="preserve">The roadmap defines billing and email as separate specialists; the build rules state that personal_assistant IS the mail worker and no additional agent is created. One architecture must be settled before construction.</w:t>
             </w:r>
           </w:p>
         </w:tc>

--- a/Command_Desk_Specification/04_Guardrails.docx
+++ b/Command_Desk_Specification/04_Guardrails.docx
@@ -57,7 +57,7 @@
           <w:sz w:val="16"/>
           <w:szCs w:val="16"/>
         </w:rPr>
-        <w:t xml:space="preserve">Document 04  ·  version 1.0  ·  3 August 2026  ·  one of four</w:t>
+        <w:t xml:space="preserve">Document 04  ·  version 1.0 — LOCKED  ·  3 August 2026  ·  one of seven</w:t>
       </w:r>
     </w:p>
     <w:p>
